--- a/QTQLĐT&HTQT03/QTQLĐT&HTQT03BM24.docx
+++ b/QTQLĐT&HTQT03/QTQLĐT&HTQT03BM24.docx
@@ -1,8 +1,1352 @@
 
 <file path=word/document.xml><?xml version="1.0" encoding="utf-8"?>
-<w:document xmlns:wpc="http://schemas.microsoft.com/office/word/2010/wordprocessingCanvas" xmlns:cx="http://schemas.microsoft.com/office/drawing/2014/chartex" xmlns:cx1="http://schemas.microsoft.com/office/drawing/2015/9/8/chartex" xmlns:cx2="http://schemas.microsoft.com/office/drawing/2015/10/21/chartex" xmlns:cx3="http://schemas.microsoft.com/office/drawing/2016/5/9/chartex" xmlns:cx4="http://schemas.microsoft.com/office/drawing/2016/5/10/chartex" xmlns:cx5="http://schemas.microsoft.com/office/drawing/2016/5/11/chartex" xmlns:cx6="http://schemas.microsoft.com/office/drawing/2016/5/12/chartex" xmlns:cx7="http://schemas.microsoft.com/office/drawing/2016/5/13/chartex" xmlns:cx8="http://schemas.microsoft.com/office/drawing/2016/5/14/chartex" xmlns:mc="http://schemas.openxmlformats.org/markup-compatibility/2006" xmlns:aink="http://schemas.microsoft.com/office/drawing/2016/ink" xmlns:am3d="http://schemas.microsoft.com/office/drawing/2017/model3d" xmlns:o="urn:schemas-microsoft-com:office:office" xmlns:oel="http://schemas.microsoft.com/office/2019/extlst" xmlns:r="http://schemas.openxmlformats.org/officeDocument/2006/relationships" xmlns:m="http://schemas.openxmlformats.org/officeDocument/2006/math" xmlns:v="urn:schemas-microsoft-com:vml" xmlns:wp14="http://schemas.microsoft.com/office/word/2010/wordprocessingDrawing" xmlns:wp="http://schemas.openxmlformats.org/drawingml/2006/wordprocessingDrawing" xmlns:w10="urn:schemas-microsoft-com:office:word" xmlns:w="http://schemas.openxmlformats.org/wordprocessingml/2006/main" xmlns:w14="http://schemas.microsoft.com/office/word/2010/wordml" xmlns:w15="http://schemas.microsoft.com/office/word/2012/wordml" xmlns:w16cex="http://schemas.microsoft.com/office/word/2018/wordml/cex" xmlns:w16cid="http://schemas.microsoft.com/office/word/2016/wordml/cid" xmlns:w16="http://schemas.microsoft.com/office/word/2018/wordml" xmlns:w16sdtdh="http://schemas.microsoft.com/office/word/2020/wordml/sdtdatahash" xmlns:w16se="http://schemas.microsoft.com/office/word/2015/wordml/symex" xmlns:wpg="http://schemas.microsoft.com/office/word/2010/wordprocessingGroup" xmlns:wpi="http://schemas.microsoft.com/office/word/2010/wordprocessingInk" xmlns:wne="http://schemas.microsoft.com/office/word/2006/wordml" xmlns:wps="http://schemas.microsoft.com/office/word/2010/wordprocessingShape" mc:Ignorable="w14 w15 w16se w16cid w16 w16cex w16sdtdh wp14">
+<w:document xmlns:wpc="http://schemas.microsoft.com/office/word/2010/wordprocessingCanvas" xmlns:cx="http://schemas.microsoft.com/office/drawing/2014/chartex" xmlns:cx1="http://schemas.microsoft.com/office/drawing/2015/9/8/chartex" xmlns:cx2="http://schemas.microsoft.com/office/drawing/2015/10/21/chartex" xmlns:cx3="http://schemas.microsoft.com/office/drawing/2016/5/9/chartex" xmlns:cx4="http://schemas.microsoft.com/office/drawing/2016/5/10/chartex" xmlns:cx5="http://schemas.microsoft.com/office/drawing/2016/5/11/chartex" xmlns:cx6="http://schemas.microsoft.com/office/drawing/2016/5/12/chartex" xmlns:cx7="http://schemas.microsoft.com/office/drawing/2016/5/13/chartex" xmlns:cx8="http://schemas.microsoft.com/office/drawing/2016/5/14/chartex" xmlns:mc="http://schemas.openxmlformats.org/markup-compatibility/2006" xmlns:aink="http://schemas.microsoft.com/office/drawing/2016/ink" xmlns:am3d="http://schemas.microsoft.com/office/drawing/2017/model3d" xmlns:o="urn:schemas-microsoft-com:office:office" xmlns:oel="http://schemas.microsoft.com/office/2019/extlst" xmlns:r="http://schemas.openxmlformats.org/officeDocument/2006/relationships" xmlns:m="http://schemas.openxmlformats.org/officeDocument/2006/math" xmlns:v="urn:schemas-microsoft-com:vml" xmlns:wp14="http://schemas.microsoft.com/office/word/2010/wordprocessingDrawing" xmlns:wp="http://schemas.openxmlformats.org/drawingml/2006/wordprocessingDrawing" xmlns:w10="urn:schemas-microsoft-com:office:word" xmlns:w="http://schemas.openxmlformats.org/wordprocessingml/2006/main" xmlns:w14="http://schemas.microsoft.com/office/word/2010/wordml" xmlns:w15="http://schemas.microsoft.com/office/word/2012/wordml" xmlns:w16cex="http://schemas.microsoft.com/office/word/2018/wordml/cex" xmlns:w16cid="http://schemas.microsoft.com/office/word/2016/wordml/cid" xmlns:w16="http://schemas.microsoft.com/office/word/2018/wordml" xmlns:w16du="http://schemas.microsoft.com/office/word/2023/wordml/word16du" xmlns:w16sdtdh="http://schemas.microsoft.com/office/word/2020/wordml/sdtdatahash" xmlns:w16sdtfl="http://schemas.microsoft.com/office/word/2024/wordml/sdtformatlock" xmlns:w16se="http://schemas.microsoft.com/office/word/2015/wordml/symex" xmlns:wpg="http://schemas.microsoft.com/office/word/2010/wordprocessingGroup" xmlns:wpi="http://schemas.microsoft.com/office/word/2010/wordprocessingInk" xmlns:wne="http://schemas.microsoft.com/office/word/2006/wordml" xmlns:wps="http://schemas.microsoft.com/office/word/2010/wordprocessingShape" mc:Ignorable="w14 w15 w16se w16cid w16 w16cex w16sdtdh w16sdtfl w16du wp14">
   <w:body>
-    <w:p/>
+    <w:tbl>
+      <w:tblPr>
+        <w:tblW w:w="9356" w:type="dxa"/>
+        <w:tblInd w:w="-34" w:type="dxa"/>
+        <w:tblLook w:val="04A0" w:firstRow="1" w:lastRow="0" w:firstColumn="1" w:lastColumn="0" w:noHBand="0" w:noVBand="1"/>
+      </w:tblPr>
+      <w:tblGrid>
+        <w:gridCol w:w="2977"/>
+        <w:gridCol w:w="6379"/>
+      </w:tblGrid>
+      <w:tr>
+        <w:trPr>
+          <w:trHeight w:val="990"/>
+        </w:trPr>
+        <w:tc>
+          <w:tcPr>
+            <w:tcW w:w="2977" w:type="dxa"/>
+            <w:hideMark/>
+          </w:tcPr>
+          <w:p>
+            <w:pPr>
+              <w:shd w:val="clear" w:color="auto" w:fill="FFFFFF" w:themeFill="background1"/>
+              <w:spacing w:after="0"/>
+              <w:jc w:val="center"/>
+              <w:rPr>
+                <w:color w:val="000000" w:themeColor="text1"/>
+              </w:rPr>
+            </w:pPr>
+            <w:bookmarkStart w:id="0" w:name="chuong_pl"/>
+            <w:r>
+              <w:rPr>
+                <w:color w:val="000000" w:themeColor="text1"/>
+              </w:rPr>
+              <w:t>BỘ Y TẾ</w:t>
+            </w:r>
+          </w:p>
+          <w:p>
+            <w:pPr>
+              <w:shd w:val="clear" w:color="auto" w:fill="FFFFFF" w:themeFill="background1"/>
+              <w:spacing w:after="0"/>
+              <w:jc w:val="center"/>
+              <w:rPr>
+                <w:b/>
+                <w:color w:val="000000" w:themeColor="text1"/>
+              </w:rPr>
+            </w:pPr>
+            <w:r>
+              <w:rPr>
+                <w:b/>
+                <w:color w:val="000000" w:themeColor="text1"/>
+              </w:rPr>
+              <w:t xml:space="preserve">BỆNH VIỆN PHỤ SẢN </w:t>
+            </w:r>
+          </w:p>
+          <w:p>
+            <w:pPr>
+              <w:shd w:val="clear" w:color="auto" w:fill="FFFFFF" w:themeFill="background1"/>
+              <w:spacing w:after="0"/>
+              <w:jc w:val="center"/>
+              <w:rPr>
+                <w:color w:val="000000" w:themeColor="text1"/>
+                <w:sz w:val="26"/>
+                <w:szCs w:val="26"/>
+              </w:rPr>
+            </w:pPr>
+            <w:r>
+              <w:rPr>
+                <w:b/>
+                <w:noProof/>
+                <w:color w:val="000000" w:themeColor="text1"/>
+              </w:rPr>
+              <mc:AlternateContent>
+                <mc:Choice Requires="wps">
+                  <w:drawing>
+                    <wp:anchor distT="0" distB="0" distL="114300" distR="114300" simplePos="0" relativeHeight="251660288" behindDoc="0" locked="0" layoutInCell="1" allowOverlap="1" wp14:anchorId="6A7C2E3C" wp14:editId="390692F5">
+                      <wp:simplePos x="0" y="0"/>
+                      <wp:positionH relativeFrom="column">
+                        <wp:posOffset>368300</wp:posOffset>
+                      </wp:positionH>
+                      <wp:positionV relativeFrom="paragraph">
+                        <wp:posOffset>170815</wp:posOffset>
+                      </wp:positionV>
+                      <wp:extent cx="1047750" cy="0"/>
+                      <wp:effectExtent l="0" t="0" r="19050" b="19050"/>
+                      <wp:wrapNone/>
+                      <wp:docPr id="1903682389" name="Straight Connector 1903682389"/>
+                      <wp:cNvGraphicFramePr/>
+                      <a:graphic xmlns:a="http://schemas.openxmlformats.org/drawingml/2006/main">
+                        <a:graphicData uri="http://schemas.microsoft.com/office/word/2010/wordprocessingShape">
+                          <wps:wsp>
+                            <wps:cNvCnPr/>
+                            <wps:spPr>
+                              <a:xfrm>
+                                <a:off x="0" y="0"/>
+                                <a:ext cx="1047750" cy="0"/>
+                              </a:xfrm>
+                              <a:prstGeom prst="line">
+                                <a:avLst/>
+                              </a:prstGeom>
+                            </wps:spPr>
+                            <wps:style>
+                              <a:lnRef idx="1">
+                                <a:schemeClr val="dk1"/>
+                              </a:lnRef>
+                              <a:fillRef idx="0">
+                                <a:schemeClr val="dk1"/>
+                              </a:fillRef>
+                              <a:effectRef idx="0">
+                                <a:schemeClr val="dk1"/>
+                              </a:effectRef>
+                              <a:fontRef idx="minor">
+                                <a:schemeClr val="tx1"/>
+                              </a:fontRef>
+                            </wps:style>
+                            <wps:bodyPr/>
+                          </wps:wsp>
+                        </a:graphicData>
+                      </a:graphic>
+                    </wp:anchor>
+                  </w:drawing>
+                </mc:Choice>
+                <mc:Fallback>
+                  <w:pict>
+                    <v:line w14:anchorId="331633D2" id="Straight Connector 1903682389" o:spid="_x0000_s1026" style="position:absolute;z-index:251660288;visibility:visible;mso-wrap-style:square;mso-wrap-distance-left:9pt;mso-wrap-distance-top:0;mso-wrap-distance-right:9pt;mso-wrap-distance-bottom:0;mso-position-horizontal:absolute;mso-position-horizontal-relative:text;mso-position-vertical:absolute;mso-position-vertical-relative:text" from="29pt,13.45pt" to="111.5pt,13.45pt" o:gfxdata="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" strokecolor="black [3200]" strokeweight=".5pt">
+                      <v:stroke joinstyle="miter"/>
+                    </v:line>
+                  </w:pict>
+                </mc:Fallback>
+              </mc:AlternateContent>
+            </w:r>
+            <w:r>
+              <w:rPr>
+                <w:b/>
+                <w:color w:val="000000" w:themeColor="text1"/>
+              </w:rPr>
+              <w:t>TRUNG ƯƠNG</w:t>
+            </w:r>
+          </w:p>
+        </w:tc>
+        <w:tc>
+          <w:tcPr>
+            <w:tcW w:w="6379" w:type="dxa"/>
+          </w:tcPr>
+          <w:p>
+            <w:pPr>
+              <w:shd w:val="clear" w:color="auto" w:fill="FFFFFF" w:themeFill="background1"/>
+              <w:spacing w:after="0"/>
+              <w:jc w:val="center"/>
+              <w:rPr>
+                <w:b/>
+                <w:color w:val="000000" w:themeColor="text1"/>
+              </w:rPr>
+            </w:pPr>
+            <w:r>
+              <w:rPr>
+                <w:b/>
+                <w:color w:val="000000" w:themeColor="text1"/>
+              </w:rPr>
+              <w:t>CỘNG HÒA XÃ HỘI CHỦ NGHĨA VIỆT NAM</w:t>
+            </w:r>
+          </w:p>
+          <w:p>
+            <w:pPr>
+              <w:shd w:val="clear" w:color="auto" w:fill="FFFFFF" w:themeFill="background1"/>
+              <w:spacing w:after="0"/>
+              <w:jc w:val="center"/>
+              <w:rPr>
+                <w:b/>
+                <w:color w:val="000000" w:themeColor="text1"/>
+                <w:sz w:val="26"/>
+                <w:szCs w:val="26"/>
+              </w:rPr>
+            </w:pPr>
+            <w:r>
+              <w:rPr>
+                <w:b/>
+                <w:color w:val="000000" w:themeColor="text1"/>
+                <w:sz w:val="26"/>
+                <w:szCs w:val="26"/>
+              </w:rPr>
+              <w:t>Độc lập - Tự do - Hạnh phúc</w:t>
+            </w:r>
+          </w:p>
+          <w:p>
+            <w:pPr>
+              <w:shd w:val="clear" w:color="auto" w:fill="FFFFFF" w:themeFill="background1"/>
+              <w:spacing w:after="0"/>
+              <w:rPr>
+                <w:b/>
+                <w:color w:val="000000" w:themeColor="text1"/>
+                <w:sz w:val="26"/>
+                <w:szCs w:val="26"/>
+              </w:rPr>
+            </w:pPr>
+            <w:r>
+              <w:rPr>
+                <w:b/>
+                <w:noProof/>
+                <w:color w:val="000000" w:themeColor="text1"/>
+                <w:sz w:val="26"/>
+                <w:szCs w:val="26"/>
+              </w:rPr>
+              <mc:AlternateContent>
+                <mc:Choice Requires="wps">
+                  <w:drawing>
+                    <wp:anchor distT="0" distB="0" distL="114300" distR="114300" simplePos="0" relativeHeight="251661312" behindDoc="0" locked="0" layoutInCell="1" allowOverlap="1" wp14:anchorId="4C408EB4" wp14:editId="63AF7717">
+                      <wp:simplePos x="0" y="0"/>
+                      <wp:positionH relativeFrom="column">
+                        <wp:posOffset>956310</wp:posOffset>
+                      </wp:positionH>
+                      <wp:positionV relativeFrom="paragraph">
+                        <wp:posOffset>13335</wp:posOffset>
+                      </wp:positionV>
+                      <wp:extent cx="1962150" cy="0"/>
+                      <wp:effectExtent l="0" t="0" r="19050" b="19050"/>
+                      <wp:wrapNone/>
+                      <wp:docPr id="1903682390" name="Straight Connector 1903682390"/>
+                      <wp:cNvGraphicFramePr/>
+                      <a:graphic xmlns:a="http://schemas.openxmlformats.org/drawingml/2006/main">
+                        <a:graphicData uri="http://schemas.microsoft.com/office/word/2010/wordprocessingShape">
+                          <wps:wsp>
+                            <wps:cNvCnPr/>
+                            <wps:spPr>
+                              <a:xfrm>
+                                <a:off x="0" y="0"/>
+                                <a:ext cx="1962150" cy="0"/>
+                              </a:xfrm>
+                              <a:prstGeom prst="line">
+                                <a:avLst/>
+                              </a:prstGeom>
+                            </wps:spPr>
+                            <wps:style>
+                              <a:lnRef idx="1">
+                                <a:schemeClr val="dk1"/>
+                              </a:lnRef>
+                              <a:fillRef idx="0">
+                                <a:schemeClr val="dk1"/>
+                              </a:fillRef>
+                              <a:effectRef idx="0">
+                                <a:schemeClr val="dk1"/>
+                              </a:effectRef>
+                              <a:fontRef idx="minor">
+                                <a:schemeClr val="tx1"/>
+                              </a:fontRef>
+                            </wps:style>
+                            <wps:bodyPr/>
+                          </wps:wsp>
+                        </a:graphicData>
+                      </a:graphic>
+                    </wp:anchor>
+                  </w:drawing>
+                </mc:Choice>
+                <mc:Fallback>
+                  <w:pict>
+                    <v:line w14:anchorId="20BABE14" id="Straight Connector 1903682390" o:spid="_x0000_s1026" style="position:absolute;z-index:251661312;visibility:visible;mso-wrap-style:square;mso-wrap-distance-left:9pt;mso-wrap-distance-top:0;mso-wrap-distance-right:9pt;mso-wrap-distance-bottom:0;mso-position-horizontal:absolute;mso-position-horizontal-relative:text;mso-position-vertical:absolute;mso-position-vertical-relative:text" from="75.3pt,1.05pt" to="229.8pt,1.05pt" o:gfxdata="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" strokecolor="black [3200]" strokeweight=".5pt">
+                      <v:stroke joinstyle="miter"/>
+                    </v:line>
+                  </w:pict>
+                </mc:Fallback>
+              </mc:AlternateContent>
+            </w:r>
+          </w:p>
+        </w:tc>
+      </w:tr>
+      <w:tr>
+        <w:trPr>
+          <w:trHeight w:val="547"/>
+        </w:trPr>
+        <w:tc>
+          <w:tcPr>
+            <w:tcW w:w="2977" w:type="dxa"/>
+            <w:hideMark/>
+          </w:tcPr>
+          <w:p>
+            <w:pPr>
+              <w:shd w:val="clear" w:color="auto" w:fill="FFFFFF" w:themeFill="background1"/>
+              <w:spacing w:after="0"/>
+              <w:jc w:val="center"/>
+              <w:rPr>
+                <w:color w:val="000000" w:themeColor="text1"/>
+                <w:sz w:val="26"/>
+                <w:szCs w:val="26"/>
+              </w:rPr>
+            </w:pPr>
+          </w:p>
+        </w:tc>
+        <w:tc>
+          <w:tcPr>
+            <w:tcW w:w="6379" w:type="dxa"/>
+          </w:tcPr>
+          <w:p>
+            <w:pPr>
+              <w:shd w:val="clear" w:color="auto" w:fill="FFFFFF" w:themeFill="background1"/>
+              <w:spacing w:after="0"/>
+              <w:jc w:val="right"/>
+              <w:rPr>
+                <w:i/>
+                <w:color w:val="000000" w:themeColor="text1"/>
+                <w:sz w:val="26"/>
+                <w:szCs w:val="26"/>
+              </w:rPr>
+            </w:pPr>
+            <w:r>
+              <w:rPr>
+                <w:i/>
+                <w:color w:val="000000" w:themeColor="text1"/>
+                <w:sz w:val="26"/>
+                <w:szCs w:val="26"/>
+              </w:rPr>
+              <w:t xml:space="preserve">Hà Nội, </w:t>
+            </w:r>
+            <w:r>
+              <w:rPr>
+                <w:i/>
+                <w:color w:val="000000" w:themeColor="text1"/>
+                <w:sz w:val="26"/>
+                <w:szCs w:val="26"/>
+              </w:rPr>
+              <w:t>[[</w:t>
+            </w:r>
+            <w:r>
+              <w:rPr>
+                <w:i/>
+                <w:color w:val="000000" w:themeColor="text1"/>
+                <w:sz w:val="26"/>
+                <w:szCs w:val="26"/>
+              </w:rPr>
+              <w:t>NgayThangNamHienTaiDayDu</w:t>
+            </w:r>
+            <w:r>
+              <w:rPr>
+                <w:i/>
+                <w:color w:val="000000" w:themeColor="text1"/>
+                <w:sz w:val="26"/>
+                <w:szCs w:val="26"/>
+              </w:rPr>
+              <w:t>]]</w:t>
+            </w:r>
+            <w:r>
+              <w:rPr>
+                <w:i/>
+                <w:color w:val="000000" w:themeColor="text1"/>
+                <w:sz w:val="26"/>
+                <w:szCs w:val="26"/>
+              </w:rPr>
+              <w:t xml:space="preserve"> </w:t>
+            </w:r>
+          </w:p>
+        </w:tc>
+      </w:tr>
+    </w:tbl>
+    <w:p>
+      <w:pPr>
+        <w:shd w:val="clear" w:color="auto" w:fill="FFFFFF" w:themeFill="background1"/>
+        <w:spacing w:after="0"/>
+        <w:jc w:val="center"/>
+        <w:rPr>
+          <w:b/>
+          <w:bCs/>
+          <w:color w:val="000000" w:themeColor="text1"/>
+        </w:rPr>
+      </w:pPr>
+    </w:p>
+    <w:p>
+      <w:pPr>
+        <w:shd w:val="clear" w:color="auto" w:fill="FFFFFF" w:themeFill="background1"/>
+        <w:spacing w:after="0" w:line="312" w:lineRule="auto"/>
+        <w:jc w:val="center"/>
+        <w:rPr>
+          <w:b/>
+          <w:bCs/>
+          <w:color w:val="000000" w:themeColor="text1"/>
+          <w:sz w:val="26"/>
+          <w:szCs w:val="26"/>
+        </w:rPr>
+      </w:pPr>
+      <w:r>
+        <w:rPr>
+          <w:b/>
+          <w:bCs/>
+          <w:color w:val="000000" w:themeColor="text1"/>
+          <w:sz w:val="26"/>
+          <w:szCs w:val="26"/>
+        </w:rPr>
+        <w:t>PHIẾU NHẬN XÉT QUÁ TRÌNH THỰC HÀNH</w:t>
+      </w:r>
+    </w:p>
+    <w:p>
+      <w:pPr>
+        <w:shd w:val="clear" w:color="auto" w:fill="FFFFFF" w:themeFill="background1"/>
+        <w:spacing w:after="0" w:line="312" w:lineRule="auto"/>
+        <w:jc w:val="center"/>
+        <w:rPr>
+          <w:b/>
+          <w:bCs/>
+          <w:color w:val="000000" w:themeColor="text1"/>
+          <w:sz w:val="26"/>
+          <w:szCs w:val="26"/>
+        </w:rPr>
+      </w:pPr>
+      <w:r>
+        <w:rPr>
+          <w:b/>
+          <w:bCs/>
+          <w:color w:val="000000" w:themeColor="text1"/>
+          <w:sz w:val="26"/>
+          <w:szCs w:val="26"/>
+        </w:rPr>
+        <w:t>KHÁM BỆNH, CHỮA BỆNH</w:t>
+      </w:r>
+    </w:p>
+    <w:p>
+      <w:pPr>
+        <w:shd w:val="clear" w:color="auto" w:fill="FFFFFF" w:themeFill="background1"/>
+        <w:spacing w:after="0"/>
+        <w:jc w:val="center"/>
+        <w:rPr>
+          <w:b/>
+          <w:bCs/>
+          <w:color w:val="000000" w:themeColor="text1"/>
+        </w:rPr>
+      </w:pPr>
+    </w:p>
+    <w:p>
+      <w:pPr>
+        <w:shd w:val="clear" w:color="auto" w:fill="FFFFFF" w:themeFill="background1"/>
+        <w:spacing w:before="60" w:after="0"/>
+        <w:rPr>
+          <w:b/>
+          <w:bCs/>
+          <w:color w:val="000000" w:themeColor="text1"/>
+          <w:sz w:val="26"/>
+          <w:szCs w:val="26"/>
+        </w:rPr>
+      </w:pPr>
+      <w:r>
+        <w:rPr>
+          <w:b/>
+          <w:bCs/>
+          <w:color w:val="000000" w:themeColor="text1"/>
+          <w:sz w:val="26"/>
+          <w:szCs w:val="26"/>
+        </w:rPr>
+        <w:t xml:space="preserve">1. Người hướng dẫn thực hành: </w:t>
+      </w:r>
+    </w:p>
+    <w:p>
+      <w:pPr>
+        <w:shd w:val="clear" w:color="auto" w:fill="FFFFFF" w:themeFill="background1"/>
+        <w:spacing w:before="60" w:after="0"/>
+        <w:rPr>
+          <w:bCs/>
+          <w:color w:val="000000" w:themeColor="text1"/>
+          <w:sz w:val="26"/>
+          <w:szCs w:val="26"/>
+        </w:rPr>
+      </w:pPr>
+      <w:r>
+        <w:rPr>
+          <w:bCs/>
+          <w:color w:val="000000" w:themeColor="text1"/>
+          <w:sz w:val="26"/>
+          <w:szCs w:val="26"/>
+        </w:rPr>
+        <w:t xml:space="preserve">- Họ và tên: </w:t>
+      </w:r>
+      <w:r>
+        <w:rPr>
+          <w:bCs/>
+          <w:color w:val="000000" w:themeColor="text1"/>
+          <w:sz w:val="26"/>
+          <w:szCs w:val="26"/>
+        </w:rPr>
+        <w:t>[[</w:t>
+      </w:r>
+      <w:r>
+        <w:rPr>
+          <w:bCs/>
+          <w:color w:val="000000" w:themeColor="text1"/>
+          <w:sz w:val="26"/>
+          <w:szCs w:val="26"/>
+        </w:rPr>
+        <w:t>HoTenGV</w:t>
+      </w:r>
+      <w:r>
+        <w:rPr>
+          <w:bCs/>
+          <w:color w:val="000000" w:themeColor="text1"/>
+          <w:sz w:val="26"/>
+          <w:szCs w:val="26"/>
+        </w:rPr>
+        <w:t>]]</w:t>
+      </w:r>
+    </w:p>
+    <w:p>
+      <w:pPr>
+        <w:shd w:val="clear" w:color="auto" w:fill="FFFFFF" w:themeFill="background1"/>
+        <w:spacing w:before="60" w:after="0"/>
+        <w:rPr>
+          <w:bCs/>
+          <w:color w:val="000000" w:themeColor="text1"/>
+          <w:sz w:val="26"/>
+          <w:szCs w:val="26"/>
+        </w:rPr>
+      </w:pPr>
+      <w:r>
+        <w:rPr>
+          <w:bCs/>
+          <w:color w:val="000000" w:themeColor="text1"/>
+          <w:sz w:val="26"/>
+          <w:szCs w:val="26"/>
+        </w:rPr>
+        <w:t xml:space="preserve">- Số chứng chỉ hành nghề KBCB: </w:t>
+      </w:r>
+      <w:r>
+        <w:rPr>
+          <w:bCs/>
+          <w:color w:val="000000" w:themeColor="text1"/>
+          <w:sz w:val="26"/>
+          <w:szCs w:val="26"/>
+        </w:rPr>
+        <w:t>[[</w:t>
+      </w:r>
+      <w:r>
+        <w:rPr>
+          <w:bCs/>
+          <w:color w:val="000000" w:themeColor="text1"/>
+          <w:sz w:val="26"/>
+          <w:szCs w:val="26"/>
+        </w:rPr>
+        <w:t>SoChungChiKBCB</w:t>
+      </w:r>
+      <w:r>
+        <w:rPr>
+          <w:bCs/>
+          <w:color w:val="000000" w:themeColor="text1"/>
+          <w:sz w:val="26"/>
+          <w:szCs w:val="26"/>
+        </w:rPr>
+        <w:t>]]</w:t>
+      </w:r>
+      <w:r>
+        <w:rPr>
+          <w:bCs/>
+          <w:color w:val="000000" w:themeColor="text1"/>
+          <w:sz w:val="26"/>
+          <w:szCs w:val="26"/>
+        </w:rPr>
+        <w:t xml:space="preserve">/BYT-CCHN cấp ngày </w:t>
+      </w:r>
+      <w:r>
+        <w:rPr>
+          <w:bCs/>
+          <w:color w:val="000000" w:themeColor="text1"/>
+          <w:sz w:val="26"/>
+          <w:szCs w:val="26"/>
+        </w:rPr>
+        <w:t>[[</w:t>
+      </w:r>
+      <w:r>
+        <w:rPr>
+          <w:bCs/>
+          <w:color w:val="000000" w:themeColor="text1"/>
+          <w:sz w:val="26"/>
+          <w:szCs w:val="26"/>
+        </w:rPr>
+        <w:t>NgayCapChungChi</w:t>
+      </w:r>
+      <w:r>
+        <w:rPr>
+          <w:bCs/>
+          <w:color w:val="000000" w:themeColor="text1"/>
+          <w:sz w:val="26"/>
+          <w:szCs w:val="26"/>
+        </w:rPr>
+        <w:t>]]</w:t>
+      </w:r>
+    </w:p>
+    <w:p>
+      <w:pPr>
+        <w:shd w:val="clear" w:color="auto" w:fill="FFFFFF" w:themeFill="background1"/>
+        <w:spacing w:before="60" w:after="0"/>
+        <w:rPr>
+          <w:bCs/>
+          <w:color w:val="000000" w:themeColor="text1"/>
+          <w:sz w:val="26"/>
+          <w:szCs w:val="26"/>
+        </w:rPr>
+      </w:pPr>
+      <w:r>
+        <w:rPr>
+          <w:bCs/>
+          <w:color w:val="000000" w:themeColor="text1"/>
+          <w:sz w:val="26"/>
+          <w:szCs w:val="26"/>
+        </w:rPr>
+        <w:t xml:space="preserve">- Phạm vi hoạt động chuyên môn: </w:t>
+      </w:r>
+      <w:r>
+        <w:rPr>
+          <w:bCs/>
+          <w:color w:val="000000" w:themeColor="text1"/>
+          <w:sz w:val="26"/>
+          <w:szCs w:val="26"/>
+        </w:rPr>
+        <w:t>[[</w:t>
+      </w:r>
+      <w:r>
+        <w:rPr>
+          <w:bCs/>
+          <w:color w:val="000000" w:themeColor="text1"/>
+          <w:sz w:val="26"/>
+          <w:szCs w:val="26"/>
+        </w:rPr>
+        <w:t>PhamViHDChuyenMon</w:t>
+      </w:r>
+      <w:r>
+        <w:rPr>
+          <w:bCs/>
+          <w:color w:val="000000" w:themeColor="text1"/>
+          <w:sz w:val="26"/>
+          <w:szCs w:val="26"/>
+        </w:rPr>
+        <w:t>]]</w:t>
+      </w:r>
+      <w:r>
+        <w:rPr>
+          <w:bCs/>
+          <w:color w:val="000000" w:themeColor="text1"/>
+          <w:sz w:val="26"/>
+          <w:szCs w:val="26"/>
+        </w:rPr>
+        <w:t xml:space="preserve"> </w:t>
+      </w:r>
+    </w:p>
+    <w:p>
+      <w:pPr>
+        <w:shd w:val="clear" w:color="auto" w:fill="FFFFFF" w:themeFill="background1"/>
+        <w:spacing w:before="60" w:after="0"/>
+        <w:rPr>
+          <w:bCs/>
+          <w:color w:val="000000" w:themeColor="text1"/>
+          <w:sz w:val="26"/>
+          <w:szCs w:val="26"/>
+        </w:rPr>
+      </w:pPr>
+      <w:r>
+        <w:rPr>
+          <w:bCs/>
+          <w:color w:val="000000" w:themeColor="text1"/>
+          <w:sz w:val="26"/>
+          <w:szCs w:val="26"/>
+        </w:rPr>
+        <w:t xml:space="preserve">- Khoa, đơn vị làm việc: </w:t>
+      </w:r>
+      <w:r>
+        <w:rPr>
+          <w:bCs/>
+          <w:color w:val="000000" w:themeColor="text1"/>
+          <w:sz w:val="26"/>
+          <w:szCs w:val="26"/>
+        </w:rPr>
+        <w:t>[[</w:t>
+      </w:r>
+      <w:r>
+        <w:rPr>
+          <w:bCs/>
+          <w:color w:val="000000" w:themeColor="text1"/>
+          <w:sz w:val="26"/>
+          <w:szCs w:val="26"/>
+        </w:rPr>
+        <w:t>NoiCongTacGV</w:t>
+      </w:r>
+      <w:r>
+        <w:rPr>
+          <w:bCs/>
+          <w:color w:val="000000" w:themeColor="text1"/>
+          <w:sz w:val="26"/>
+          <w:szCs w:val="26"/>
+        </w:rPr>
+        <w:t>]]</w:t>
+      </w:r>
+    </w:p>
+    <w:p>
+      <w:pPr>
+        <w:shd w:val="clear" w:color="auto" w:fill="FFFFFF" w:themeFill="background1"/>
+        <w:spacing w:before="60" w:after="0"/>
+        <w:rPr>
+          <w:b/>
+          <w:bCs/>
+          <w:color w:val="000000" w:themeColor="text1"/>
+          <w:sz w:val="26"/>
+          <w:szCs w:val="26"/>
+        </w:rPr>
+      </w:pPr>
+      <w:r>
+        <w:rPr>
+          <w:b/>
+          <w:bCs/>
+          <w:color w:val="000000" w:themeColor="text1"/>
+          <w:sz w:val="26"/>
+          <w:szCs w:val="26"/>
+        </w:rPr>
+        <w:t>2. Người thực hành:</w:t>
+      </w:r>
+    </w:p>
+    <w:p>
+      <w:pPr>
+        <w:shd w:val="clear" w:color="auto" w:fill="FFFFFF" w:themeFill="background1"/>
+        <w:spacing w:before="60" w:after="0"/>
+        <w:rPr>
+          <w:bCs/>
+          <w:color w:val="000000" w:themeColor="text1"/>
+          <w:sz w:val="26"/>
+          <w:szCs w:val="26"/>
+        </w:rPr>
+      </w:pPr>
+      <w:r>
+        <w:rPr>
+          <w:bCs/>
+          <w:color w:val="000000" w:themeColor="text1"/>
+          <w:sz w:val="26"/>
+          <w:szCs w:val="26"/>
+        </w:rPr>
+        <w:t xml:space="preserve">- Họ và tên: </w:t>
+      </w:r>
+      <w:r>
+        <w:rPr>
+          <w:bCs/>
+          <w:color w:val="000000" w:themeColor="text1"/>
+          <w:sz w:val="26"/>
+          <w:szCs w:val="26"/>
+        </w:rPr>
+        <w:t>[[</w:t>
+      </w:r>
+      <w:r>
+        <w:rPr>
+          <w:bCs/>
+          <w:color w:val="000000" w:themeColor="text1"/>
+          <w:sz w:val="26"/>
+          <w:szCs w:val="26"/>
+        </w:rPr>
+        <w:t>HoTenHV</w:t>
+      </w:r>
+      <w:proofErr w:type="gramStart"/>
+      <w:r>
+        <w:rPr>
+          <w:bCs/>
+          <w:color w:val="000000" w:themeColor="text1"/>
+          <w:sz w:val="26"/>
+          <w:szCs w:val="26"/>
+        </w:rPr>
+        <w:t>]]</w:t>
+      </w:r>
+      <w:r>
+        <w:rPr>
+          <w:bCs/>
+          <w:color w:val="000000" w:themeColor="text1"/>
+          <w:sz w:val="26"/>
+          <w:szCs w:val="26"/>
+        </w:rPr>
+        <w:t xml:space="preserve">   </w:t>
+      </w:r>
+      <w:proofErr w:type="gramEnd"/>
+      <w:r>
+        <w:rPr>
+          <w:bCs/>
+          <w:color w:val="000000" w:themeColor="text1"/>
+          <w:sz w:val="26"/>
+          <w:szCs w:val="26"/>
+        </w:rPr>
+        <w:t xml:space="preserve">                            Ngày sinh: </w:t>
+      </w:r>
+      <w:r>
+        <w:rPr>
+          <w:bCs/>
+          <w:color w:val="000000" w:themeColor="text1"/>
+          <w:sz w:val="26"/>
+          <w:szCs w:val="26"/>
+        </w:rPr>
+        <w:t>[[</w:t>
+      </w:r>
+      <w:r>
+        <w:rPr>
+          <w:bCs/>
+          <w:color w:val="000000" w:themeColor="text1"/>
+          <w:sz w:val="26"/>
+          <w:szCs w:val="26"/>
+        </w:rPr>
+        <w:t>NgaySinhHV</w:t>
+      </w:r>
+      <w:r>
+        <w:rPr>
+          <w:bCs/>
+          <w:color w:val="000000" w:themeColor="text1"/>
+          <w:sz w:val="26"/>
+          <w:szCs w:val="26"/>
+        </w:rPr>
+        <w:t>]]</w:t>
+      </w:r>
+    </w:p>
+    <w:p>
+      <w:pPr>
+        <w:shd w:val="clear" w:color="auto" w:fill="FFFFFF" w:themeFill="background1"/>
+        <w:spacing w:before="60" w:after="0"/>
+        <w:rPr>
+          <w:bCs/>
+          <w:color w:val="000000" w:themeColor="text1"/>
+          <w:sz w:val="26"/>
+          <w:szCs w:val="26"/>
+        </w:rPr>
+      </w:pPr>
+      <w:r>
+        <w:rPr>
+          <w:bCs/>
+          <w:color w:val="000000" w:themeColor="text1"/>
+          <w:sz w:val="26"/>
+          <w:szCs w:val="26"/>
+        </w:rPr>
+        <w:t xml:space="preserve">- Địa chỉ cư trú: </w:t>
+      </w:r>
+      <w:r>
+        <w:rPr>
+          <w:color w:val="000000" w:themeColor="text1"/>
+          <w:sz w:val="26"/>
+          <w:szCs w:val="26"/>
+          <w:lang w:val="pt-BR"/>
+        </w:rPr>
+        <w:t>[[</w:t>
+      </w:r>
+      <w:r>
+        <w:rPr>
+          <w:color w:val="000000" w:themeColor="text1"/>
+          <w:sz w:val="26"/>
+          <w:szCs w:val="26"/>
+          <w:lang w:val="pt-BR"/>
+        </w:rPr>
+        <w:t>DiaChiNhaRiengHV</w:t>
+      </w:r>
+      <w:r>
+        <w:rPr>
+          <w:color w:val="000000" w:themeColor="text1"/>
+          <w:sz w:val="26"/>
+          <w:szCs w:val="26"/>
+          <w:lang w:val="pt-BR"/>
+        </w:rPr>
+        <w:t>]]</w:t>
+      </w:r>
+    </w:p>
+    <w:p>
+      <w:pPr>
+        <w:shd w:val="clear" w:color="auto" w:fill="FFFFFF" w:themeFill="background1"/>
+        <w:spacing w:before="60" w:after="0"/>
+        <w:rPr>
+          <w:color w:val="000000" w:themeColor="text1"/>
+          <w:sz w:val="26"/>
+          <w:szCs w:val="26"/>
+        </w:rPr>
+      </w:pPr>
+      <w:r>
+        <w:rPr>
+          <w:bCs/>
+          <w:color w:val="000000" w:themeColor="text1"/>
+          <w:sz w:val="26"/>
+          <w:szCs w:val="26"/>
+        </w:rPr>
+        <w:t>- Số căn cước công dân/ Căn cước:</w:t>
+      </w:r>
+      <w:r>
+        <w:rPr>
+          <w:bCs/>
+          <w:color w:val="000000" w:themeColor="text1"/>
+          <w:sz w:val="26"/>
+          <w:szCs w:val="26"/>
+        </w:rPr>
+        <w:t xml:space="preserve"> </w:t>
+      </w:r>
+      <w:r>
+        <w:rPr>
+          <w:bCs/>
+          <w:color w:val="000000" w:themeColor="text1"/>
+          <w:sz w:val="26"/>
+          <w:szCs w:val="26"/>
+        </w:rPr>
+        <w:t>[[</w:t>
+      </w:r>
+      <w:r>
+        <w:rPr>
+          <w:bCs/>
+          <w:color w:val="000000" w:themeColor="text1"/>
+          <w:sz w:val="26"/>
+          <w:szCs w:val="26"/>
+        </w:rPr>
+        <w:t>SoCMND_CCCDHV</w:t>
+      </w:r>
+      <w:r>
+        <w:rPr>
+          <w:bCs/>
+          <w:color w:val="000000" w:themeColor="text1"/>
+          <w:sz w:val="26"/>
+          <w:szCs w:val="26"/>
+        </w:rPr>
+        <w:t xml:space="preserve">]] </w:t>
+      </w:r>
+      <w:r>
+        <w:rPr>
+          <w:bCs/>
+          <w:color w:val="000000" w:themeColor="text1"/>
+          <w:sz w:val="26"/>
+          <w:szCs w:val="26"/>
+        </w:rPr>
+        <w:t xml:space="preserve">Ngày cấp: </w:t>
+      </w:r>
+      <w:r>
+        <w:rPr>
+          <w:color w:val="000000" w:themeColor="text1"/>
+          <w:sz w:val="26"/>
+          <w:szCs w:val="26"/>
+        </w:rPr>
+        <w:t>[[</w:t>
+      </w:r>
+      <w:r>
+        <w:rPr>
+          <w:color w:val="000000" w:themeColor="text1"/>
+          <w:sz w:val="26"/>
+          <w:szCs w:val="26"/>
+        </w:rPr>
+        <w:t>NgayCapHV</w:t>
+      </w:r>
+      <w:r>
+        <w:rPr>
+          <w:color w:val="000000" w:themeColor="text1"/>
+          <w:sz w:val="26"/>
+          <w:szCs w:val="26"/>
+        </w:rPr>
+        <w:t>]]</w:t>
+      </w:r>
+    </w:p>
+    <w:p>
+      <w:pPr>
+        <w:shd w:val="clear" w:color="auto" w:fill="FFFFFF" w:themeFill="background1"/>
+        <w:spacing w:before="60" w:after="0"/>
+        <w:rPr>
+          <w:bCs/>
+          <w:color w:val="000000" w:themeColor="text1"/>
+          <w:sz w:val="26"/>
+          <w:szCs w:val="26"/>
+        </w:rPr>
+      </w:pPr>
+      <w:r>
+        <w:rPr>
+          <w:bCs/>
+          <w:color w:val="000000" w:themeColor="text1"/>
+          <w:sz w:val="26"/>
+          <w:szCs w:val="26"/>
+        </w:rPr>
+        <w:t xml:space="preserve">- Nơi cấp: </w:t>
+      </w:r>
+      <w:r>
+        <w:rPr>
+          <w:bCs/>
+          <w:color w:val="000000" w:themeColor="text1"/>
+          <w:sz w:val="26"/>
+          <w:szCs w:val="26"/>
+        </w:rPr>
+        <w:t>[[</w:t>
+      </w:r>
+      <w:r>
+        <w:rPr>
+          <w:bCs/>
+          <w:color w:val="000000" w:themeColor="text1"/>
+          <w:sz w:val="26"/>
+          <w:szCs w:val="26"/>
+        </w:rPr>
+        <w:t>NoiCapHV</w:t>
+      </w:r>
+      <w:r>
+        <w:rPr>
+          <w:bCs/>
+          <w:color w:val="000000" w:themeColor="text1"/>
+          <w:sz w:val="26"/>
+          <w:szCs w:val="26"/>
+        </w:rPr>
+        <w:t>]]</w:t>
+      </w:r>
+    </w:p>
+    <w:p>
+      <w:pPr>
+        <w:shd w:val="clear" w:color="auto" w:fill="FFFFFF" w:themeFill="background1"/>
+        <w:spacing w:before="60" w:after="0"/>
+        <w:rPr>
+          <w:bCs/>
+          <w:color w:val="000000" w:themeColor="text1"/>
+          <w:sz w:val="26"/>
+          <w:szCs w:val="26"/>
+        </w:rPr>
+      </w:pPr>
+      <w:r>
+        <w:rPr>
+          <w:bCs/>
+          <w:color w:val="000000" w:themeColor="text1"/>
+          <w:sz w:val="26"/>
+          <w:szCs w:val="26"/>
+        </w:rPr>
+        <w:t xml:space="preserve">- Văn bằng chuyên môn: </w:t>
+      </w:r>
+      <w:r>
+        <w:rPr>
+          <w:bCs/>
+          <w:color w:val="000000" w:themeColor="text1"/>
+          <w:sz w:val="26"/>
+          <w:szCs w:val="26"/>
+        </w:rPr>
+        <w:t>[[</w:t>
+      </w:r>
+      <w:r>
+        <w:rPr>
+          <w:bCs/>
+          <w:color w:val="000000" w:themeColor="text1"/>
+          <w:sz w:val="26"/>
+          <w:szCs w:val="26"/>
+        </w:rPr>
+        <w:t>VanBangChuyenMonHV</w:t>
+      </w:r>
+      <w:r>
+        <w:rPr>
+          <w:bCs/>
+          <w:color w:val="000000" w:themeColor="text1"/>
+          <w:sz w:val="26"/>
+          <w:szCs w:val="26"/>
+        </w:rPr>
+        <w:t xml:space="preserve">]] </w:t>
+      </w:r>
+      <w:r>
+        <w:rPr>
+          <w:bCs/>
+          <w:color w:val="000000" w:themeColor="text1"/>
+          <w:sz w:val="26"/>
+          <w:szCs w:val="26"/>
+        </w:rPr>
+        <w:t xml:space="preserve">Năm tốt nghiệp: </w:t>
+      </w:r>
+      <w:r>
+        <w:rPr>
+          <w:bCs/>
+          <w:color w:val="000000" w:themeColor="text1"/>
+          <w:sz w:val="26"/>
+          <w:szCs w:val="26"/>
+        </w:rPr>
+        <w:t>[[NamTotNghiep]]</w:t>
+      </w:r>
+    </w:p>
+    <w:p>
+      <w:pPr>
+        <w:shd w:val="clear" w:color="auto" w:fill="FFFFFF" w:themeFill="background1"/>
+        <w:spacing w:before="60" w:after="0"/>
+        <w:rPr>
+          <w:bCs/>
+          <w:color w:val="000000" w:themeColor="text1"/>
+          <w:sz w:val="26"/>
+          <w:szCs w:val="26"/>
+        </w:rPr>
+      </w:pPr>
+      <w:r>
+        <w:rPr>
+          <w:bCs/>
+          <w:color w:val="000000" w:themeColor="text1"/>
+          <w:sz w:val="26"/>
+          <w:szCs w:val="26"/>
+        </w:rPr>
+        <w:t xml:space="preserve">- Thời gian thực hành: </w:t>
+      </w:r>
+      <w:r>
+        <w:rPr>
+          <w:bCs/>
+          <w:color w:val="000000" w:themeColor="text1"/>
+          <w:sz w:val="26"/>
+          <w:szCs w:val="26"/>
+        </w:rPr>
+        <w:t>[[ThoiGianThucHanh]]</w:t>
+      </w:r>
+    </w:p>
+    <w:p>
+      <w:pPr>
+        <w:shd w:val="clear" w:color="auto" w:fill="FFFFFF" w:themeFill="background1"/>
+        <w:spacing w:before="60" w:after="0"/>
+        <w:rPr>
+          <w:bCs/>
+          <w:color w:val="000000" w:themeColor="text1"/>
+          <w:sz w:val="26"/>
+          <w:szCs w:val="26"/>
+        </w:rPr>
+      </w:pPr>
+      <w:r>
+        <w:rPr>
+          <w:bCs/>
+          <w:color w:val="000000" w:themeColor="text1"/>
+          <w:sz w:val="26"/>
+          <w:szCs w:val="26"/>
+        </w:rPr>
+        <w:t xml:space="preserve">- Chuyên khoa đăng ký thực hành: </w:t>
+      </w:r>
+      <w:r>
+        <w:rPr>
+          <w:bCs/>
+          <w:color w:val="000000" w:themeColor="text1"/>
+          <w:sz w:val="26"/>
+          <w:szCs w:val="26"/>
+        </w:rPr>
+        <w:t>[[ChuyenKhoaDangKyThucHanh]]</w:t>
+      </w:r>
+    </w:p>
+    <w:p>
+      <w:pPr>
+        <w:shd w:val="clear" w:color="auto" w:fill="FFFFFF" w:themeFill="background1"/>
+        <w:spacing w:before="60" w:after="0"/>
+        <w:rPr>
+          <w:bCs/>
+          <w:color w:val="000000" w:themeColor="text1"/>
+          <w:sz w:val="26"/>
+          <w:szCs w:val="26"/>
+        </w:rPr>
+      </w:pPr>
+      <w:r>
+        <w:rPr>
+          <w:bCs/>
+          <w:color w:val="000000" w:themeColor="text1"/>
+          <w:sz w:val="26"/>
+          <w:szCs w:val="26"/>
+        </w:rPr>
+        <w:t xml:space="preserve">- Địa điểm thực hành: </w:t>
+      </w:r>
+      <w:r>
+        <w:rPr>
+          <w:bCs/>
+          <w:color w:val="000000" w:themeColor="text1"/>
+          <w:sz w:val="26"/>
+          <w:szCs w:val="26"/>
+        </w:rPr>
+        <w:t>[[DiaDiemThucHanh]]</w:t>
+      </w:r>
+    </w:p>
+    <w:p>
+      <w:pPr>
+        <w:shd w:val="clear" w:color="auto" w:fill="FFFFFF" w:themeFill="background1"/>
+        <w:spacing w:before="60" w:after="0"/>
+        <w:rPr>
+          <w:b/>
+          <w:bCs/>
+          <w:color w:val="000000" w:themeColor="text1"/>
+          <w:sz w:val="26"/>
+          <w:szCs w:val="26"/>
+        </w:rPr>
+      </w:pPr>
+      <w:r>
+        <w:rPr>
+          <w:b/>
+          <w:bCs/>
+          <w:color w:val="000000" w:themeColor="text1"/>
+          <w:sz w:val="26"/>
+          <w:szCs w:val="26"/>
+        </w:rPr>
+        <w:t>3. Kết quả thực hành:</w:t>
+      </w:r>
+    </w:p>
+    <w:p>
+      <w:pPr>
+        <w:shd w:val="clear" w:color="auto" w:fill="FFFFFF" w:themeFill="background1"/>
+        <w:spacing w:before="60" w:after="0"/>
+        <w:rPr>
+          <w:b/>
+          <w:bCs/>
+          <w:color w:val="000000" w:themeColor="text1"/>
+          <w:sz w:val="26"/>
+          <w:szCs w:val="26"/>
+        </w:rPr>
+      </w:pPr>
+      <w:r>
+        <w:rPr>
+          <w:b/>
+          <w:bCs/>
+          <w:color w:val="000000" w:themeColor="text1"/>
+          <w:sz w:val="26"/>
+          <w:szCs w:val="26"/>
+        </w:rPr>
+        <w:t xml:space="preserve">- </w:t>
+      </w:r>
+      <w:r>
+        <w:rPr>
+          <w:bCs/>
+          <w:color w:val="000000" w:themeColor="text1"/>
+          <w:sz w:val="26"/>
+          <w:szCs w:val="26"/>
+        </w:rPr>
+        <w:t>Năng lực chuyên môn:</w:t>
+      </w:r>
+      <w:r>
+        <w:rPr>
+          <w:color w:val="000000" w:themeColor="text1"/>
+          <w:sz w:val="26"/>
+          <w:szCs w:val="26"/>
+        </w:rPr>
+        <w:t xml:space="preserve"> </w:t>
+      </w:r>
+      <w:r>
+        <w:rPr>
+          <w:color w:val="000000" w:themeColor="text1"/>
+          <w:sz w:val="26"/>
+          <w:szCs w:val="26"/>
+        </w:rPr>
+        <w:t>[[NLChuyenMon]]</w:t>
+      </w:r>
+    </w:p>
+    <w:p>
+      <w:pPr>
+        <w:shd w:val="clear" w:color="auto" w:fill="FFFFFF" w:themeFill="background1"/>
+        <w:spacing w:before="60" w:after="0"/>
+        <w:rPr>
+          <w:b/>
+          <w:bCs/>
+          <w:color w:val="000000" w:themeColor="text1"/>
+          <w:sz w:val="26"/>
+          <w:szCs w:val="26"/>
+        </w:rPr>
+      </w:pPr>
+      <w:r>
+        <w:rPr>
+          <w:b/>
+          <w:bCs/>
+          <w:color w:val="000000" w:themeColor="text1"/>
+          <w:sz w:val="26"/>
+          <w:szCs w:val="26"/>
+        </w:rPr>
+        <w:t xml:space="preserve">- </w:t>
+      </w:r>
+      <w:r>
+        <w:rPr>
+          <w:color w:val="000000" w:themeColor="text1"/>
+          <w:sz w:val="26"/>
+          <w:szCs w:val="26"/>
+        </w:rPr>
+        <w:t xml:space="preserve">Đạo đức nghề nghiệp: </w:t>
+      </w:r>
+      <w:r>
+        <w:rPr>
+          <w:color w:val="000000" w:themeColor="text1"/>
+          <w:sz w:val="26"/>
+          <w:szCs w:val="26"/>
+        </w:rPr>
+        <w:t>[[DaoDucNgheNghiep]]</w:t>
+      </w:r>
+    </w:p>
+    <w:p>
+      <w:pPr>
+        <w:shd w:val="clear" w:color="auto" w:fill="FFFFFF" w:themeFill="background1"/>
+        <w:spacing w:before="120" w:after="0"/>
+        <w:rPr>
+          <w:b/>
+          <w:bCs/>
+          <w:color w:val="000000" w:themeColor="text1"/>
+        </w:rPr>
+      </w:pPr>
+      <w:r>
+        <w:rPr>
+          <w:b/>
+          <w:bCs/>
+          <w:color w:val="000000" w:themeColor="text1"/>
+        </w:rPr>
+        <w:t xml:space="preserve">                                                                                        </w:t>
+      </w:r>
+    </w:p>
+    <w:p>
+      <w:pPr>
+        <w:shd w:val="clear" w:color="auto" w:fill="FFFFFF" w:themeFill="background1"/>
+        <w:spacing w:before="120" w:after="0"/>
+        <w:rPr>
+          <w:b/>
+          <w:bCs/>
+          <w:color w:val="000000" w:themeColor="text1"/>
+          <w:sz w:val="26"/>
+          <w:szCs w:val="26"/>
+        </w:rPr>
+      </w:pPr>
+      <w:r>
+        <w:rPr>
+          <w:b/>
+          <w:bCs/>
+          <w:color w:val="000000" w:themeColor="text1"/>
+        </w:rPr>
+        <w:t xml:space="preserve">                                                                                           </w:t>
+      </w:r>
+      <w:r>
+        <w:rPr>
+          <w:b/>
+          <w:bCs/>
+          <w:color w:val="000000" w:themeColor="text1"/>
+          <w:sz w:val="26"/>
+          <w:szCs w:val="26"/>
+        </w:rPr>
+        <w:t>Người hướng dẫn</w:t>
+      </w:r>
+    </w:p>
+    <w:p>
+      <w:pPr>
+        <w:shd w:val="clear" w:color="auto" w:fill="FFFFFF" w:themeFill="background1"/>
+        <w:spacing w:before="120" w:after="0"/>
+        <w:jc w:val="right"/>
+        <w:rPr>
+          <w:bCs/>
+          <w:color w:val="000000" w:themeColor="text1"/>
+        </w:rPr>
+      </w:pPr>
+    </w:p>
+    <w:p>
+      <w:pPr>
+        <w:shd w:val="clear" w:color="auto" w:fill="FFFFFF" w:themeFill="background1"/>
+        <w:spacing w:before="120" w:after="0"/>
+        <w:jc w:val="right"/>
+        <w:rPr>
+          <w:bCs/>
+          <w:color w:val="000000" w:themeColor="text1"/>
+        </w:rPr>
+      </w:pPr>
+    </w:p>
+    <w:p>
+      <w:pPr>
+        <w:shd w:val="clear" w:color="auto" w:fill="FFFFFF" w:themeFill="background1"/>
+        <w:spacing w:before="120" w:after="0"/>
+        <w:jc w:val="center"/>
+        <w:rPr>
+          <w:b/>
+          <w:bCs/>
+          <w:color w:val="000000" w:themeColor="text1"/>
+        </w:rPr>
+      </w:pPr>
+      <w:r>
+        <w:rPr>
+          <w:b/>
+          <w:bCs/>
+          <w:color w:val="000000" w:themeColor="text1"/>
+        </w:rPr>
+        <w:t xml:space="preserve">                                                                            </w:t>
+      </w:r>
+      <w:bookmarkEnd w:id="0"/>
+    </w:p>
     <w:sectPr>
       <w:pgSz w:w="11907" w:h="16840" w:code="9"/>
       <w:pgMar w:top="1134" w:right="1134" w:bottom="1134" w:left="1701" w:header="720" w:footer="720" w:gutter="0"/>
@@ -14,7 +1358,7 @@
 </file>
 
 <file path=word/styles.xml><?xml version="1.0" encoding="utf-8"?>
-<w:styles xmlns:mc="http://schemas.openxmlformats.org/markup-compatibility/2006" xmlns:r="http://schemas.openxmlformats.org/officeDocument/2006/relationships" xmlns:w="http://schemas.openxmlformats.org/wordprocessingml/2006/main" xmlns:w14="http://schemas.microsoft.com/office/word/2010/wordml" xmlns:w15="http://schemas.microsoft.com/office/word/2012/wordml" xmlns:w16cex="http://schemas.microsoft.com/office/word/2018/wordml/cex" xmlns:w16cid="http://schemas.microsoft.com/office/word/2016/wordml/cid" xmlns:w16="http://schemas.microsoft.com/office/word/2018/wordml" xmlns:w16sdtdh="http://schemas.microsoft.com/office/word/2020/wordml/sdtdatahash" xmlns:w16se="http://schemas.microsoft.com/office/word/2015/wordml/symex" mc:Ignorable="w14 w15 w16se w16cid w16 w16cex w16sdtdh">
+<w:styles xmlns:mc="http://schemas.openxmlformats.org/markup-compatibility/2006" xmlns:r="http://schemas.openxmlformats.org/officeDocument/2006/relationships" xmlns:w="http://schemas.openxmlformats.org/wordprocessingml/2006/main" xmlns:w14="http://schemas.microsoft.com/office/word/2010/wordml" xmlns:w15="http://schemas.microsoft.com/office/word/2012/wordml" xmlns:w16cex="http://schemas.microsoft.com/office/word/2018/wordml/cex" xmlns:w16cid="http://schemas.microsoft.com/office/word/2016/wordml/cid" xmlns:w16="http://schemas.microsoft.com/office/word/2018/wordml" xmlns:w16du="http://schemas.microsoft.com/office/word/2023/wordml/word16du" xmlns:w16sdtdh="http://schemas.microsoft.com/office/word/2020/wordml/sdtdatahash" xmlns:w16sdtfl="http://schemas.microsoft.com/office/word/2024/wordml/sdtformatlock" xmlns:w16se="http://schemas.microsoft.com/office/word/2015/wordml/symex" mc:Ignorable="w14 w15 w16se w16cid w16 w16cex w16sdtdh w16sdtfl w16du">
   <w:docDefaults>
     <w:rPrDefault>
       <w:rPr>
